--- a/testakten/rentenrecht-erwerbsminderung-long-covid-pots-koeln/05_arbeitgeber_arbeitsplatzversuch_2026-06-04.docx
+++ b/testakten/rentenrecht-erwerbsminderung-long-covid-pots-koeln/05_arbeitgeber_arbeitsplatzversuch_2026-06-04.docx
@@ -4,27 +4,36 @@
   <w:body>
     <w:p>
       <w:pPr>
-        <w:jc w:val="right"/>
+        <w:spacing w:after="120" w:line="259" w:lineRule="auto"/>
+        <w:jc w:val="left"/>
       </w:pPr>
       <w:r>
         <w:rPr>
           <w:rFonts w:ascii="Times New Roman" w:hAnsi="Times New Roman"/>
-          <w:i/>
-          <w:sz w:val="18"/>
+          <w:b w:val="0"/>
+          <w:i w:val="0"/>
+          <w:sz w:val="22"/>
         </w:rPr>
-        <w:t>Kanzlei Lindenhof und Partner mbB | Aktenzeichen intern 2026-</w:t>
+        <w:t>Rentenberatung Jessen &amp; Kollegium | Aktenzeichen intern 2026-RNT-3890</w:t>
       </w:r>
     </w:p>
     <w:p>
       <w:pPr>
         <w:pStyle w:val="Heading1"/>
+        <w:spacing w:before="120" w:after="60" w:line="259" w:lineRule="auto"/>
       </w:pPr>
       <w:r>
+        <w:rPr>
+          <w:rFonts w:ascii="Times New Roman" w:hAnsi="Times New Roman"/>
+          <w:b/>
+          <w:sz w:val="22"/>
+        </w:rPr>
         <w:t>Arbeitgebervermerk Arbeitsplatzversuch</w:t>
       </w:r>
     </w:p>
     <w:p>
       <w:pPr>
+        <w:spacing w:line="259" w:lineRule="auto" w:after="60"/>
         <w:jc w:val="both"/>
       </w:pPr>
       <w:r>
@@ -33,6 +42,7 @@
     </w:p>
     <w:p>
       <w:pPr>
+        <w:spacing w:line="259" w:lineRule="auto" w:after="60"/>
         <w:jc w:val="both"/>
       </w:pPr>
       <w:r>
@@ -40,13 +50,58 @@
       </w:r>
     </w:p>
     <w:sectPr>
+      <w:headerReference w:type="default" r:id="rId9"/>
+      <w:footerReference w:type="default" r:id="rId10"/>
       <w:pgSz w:w="12240" w:h="15840"/>
-      <w:pgMar w:top="1134" w:right="1247" w:bottom="1134" w:left="1247" w:header="720" w:footer="720" w:gutter="0"/>
+      <w:pgMar w:top="1191" w:right="1247" w:bottom="1134" w:left="1361" w:header="720" w:footer="720" w:gutter="0"/>
       <w:cols w:space="720"/>
       <w:docGrid w:linePitch="360"/>
     </w:sectPr>
   </w:body>
 </w:document>
+</file>
+
+<file path=word/footer1.xml><?xml version="1.0" encoding="utf-8"?>
+<w:ftr xmlns:m="http://schemas.openxmlformats.org/officeDocument/2006/math" xmlns:mc="http://schemas.openxmlformats.org/markup-compatibility/2006" xmlns:mo="http://schemas.microsoft.com/office/mac/office/2008/main" xmlns:mv="urn:schemas-microsoft-com:mac:vml" xmlns:o="urn:schemas-microsoft-com:office:office" xmlns:r="http://schemas.openxmlformats.org/officeDocument/2006/relationships" xmlns:v="urn:schemas-microsoft-com:vml" xmlns:w10="urn:schemas-microsoft-com:office:word" xmlns:w14="http://schemas.microsoft.com/office/word/2010/wordml" xmlns:w="http://schemas.openxmlformats.org/wordprocessingml/2006/main" xmlns:wne="http://schemas.microsoft.com/office/word/2006/wordml" xmlns:wp14="http://schemas.microsoft.com/office/word/2010/wordprocessingDrawing" xmlns:wp="http://schemas.openxmlformats.org/drawingml/2006/wordprocessingDrawing" xmlns:wpc="http://schemas.microsoft.com/office/word/2010/wordprocessingCanvas" xmlns:wpg="http://schemas.microsoft.com/office/word/2010/wordprocessingGroup" xmlns:wpi="http://schemas.microsoft.com/office/word/2010/wordprocessingInk" xmlns:wps="http://schemas.microsoft.com/office/word/2010/wordprocessingShape" mc:Ignorable="w14 wp14">
+  <w:p>
+    <w:pPr>
+      <w:pStyle w:val="Footer"/>
+      <w:jc w:val="left"/>
+    </w:pPr>
+    <w:r/>
+    <w:r>
+      <w:rPr>
+        <w:rFonts w:ascii="Times New Roman" w:hAnsi="Times New Roman"/>
+        <w:b w:val="0"/>
+        <w:color w:val="777777"/>
+        <w:sz w:val="17"/>
+      </w:rPr>
+      <w:t>Vertraulich | Bearbeitungsstand Juli 2026 | nur zur Aktenbearbeitung</w:t>
+    </w:r>
+  </w:p>
+</w:ftr>
+</file>
+
+<file path=word/header1.xml><?xml version="1.0" encoding="utf-8"?>
+<w:hdr xmlns:m="http://schemas.openxmlformats.org/officeDocument/2006/math" xmlns:mc="http://schemas.openxmlformats.org/markup-compatibility/2006" xmlns:mo="http://schemas.microsoft.com/office/mac/office/2008/main" xmlns:mv="urn:schemas-microsoft-com:mac:vml" xmlns:o="urn:schemas-microsoft-com:office:office" xmlns:r="http://schemas.openxmlformats.org/officeDocument/2006/relationships" xmlns:v="urn:schemas-microsoft-com:vml" xmlns:w10="urn:schemas-microsoft-com:office:word" xmlns:w14="http://schemas.microsoft.com/office/word/2010/wordml" xmlns:w="http://schemas.openxmlformats.org/wordprocessingml/2006/main" xmlns:wne="http://schemas.microsoft.com/office/word/2006/wordml" xmlns:wp14="http://schemas.microsoft.com/office/word/2010/wordprocessingDrawing" xmlns:wp="http://schemas.openxmlformats.org/drawingml/2006/wordprocessingDrawing" xmlns:wpc="http://schemas.microsoft.com/office/word/2010/wordprocessingCanvas" xmlns:wpg="http://schemas.microsoft.com/office/word/2010/wordprocessingGroup" xmlns:wpi="http://schemas.microsoft.com/office/word/2010/wordprocessingInk" xmlns:wps="http://schemas.microsoft.com/office/word/2010/wordprocessingShape" mc:Ignorable="w14 wp14">
+  <w:p>
+    <w:pPr>
+      <w:pStyle w:val="Header"/>
+      <w:jc w:val="left"/>
+    </w:pPr>
+    <w:r/>
+    <w:r>
+      <w:rPr>
+        <w:rFonts w:ascii="Times New Roman" w:hAnsi="Times New Roman"/>
+        <w:b w:val="0"/>
+        <w:i w:val="0"/>
+        <w:color w:val="666666"/>
+        <w:sz w:val="17"/>
+      </w:rPr>
+      <w:t>Rentenberatung Jessen &amp; Kollegium | Renten- und Versorgungsakte | Bearbeitungsstand Juli 2026</w:t>
+    </w:r>
+  </w:p>
+</w:hdr>
 </file>
 
 <file path=word/numbering.xml><?xml version="1.0" encoding="utf-8"?>
@@ -476,7 +531,7 @@
       <w:outlineLvl w:val="0"/>
     </w:pPr>
     <w:rPr>
-      <w:rFonts w:asciiTheme="majorHAnsi" w:eastAsiaTheme="majorEastAsia" w:hAnsiTheme="majorHAnsi" w:cstheme="majorBidi"/>
+      <w:rFonts w:asciiTheme="majorHAnsi" w:eastAsiaTheme="majorEastAsia" w:hAnsiTheme="majorHAnsi" w:cstheme="majorBidi" w:ascii="Times New Roman" w:hAnsi="Times New Roman"/>
       <w:b/>
       <w:bCs/>
       <w:color w:val="365F91" w:themeColor="accent1" w:themeShade="BF"/>
@@ -500,11 +555,11 @@
       <w:outlineLvl w:val="1"/>
     </w:pPr>
     <w:rPr>
-      <w:rFonts w:asciiTheme="majorHAnsi" w:eastAsiaTheme="majorEastAsia" w:hAnsiTheme="majorHAnsi" w:cstheme="majorBidi"/>
+      <w:rFonts w:asciiTheme="majorHAnsi" w:eastAsiaTheme="majorEastAsia" w:hAnsiTheme="majorHAnsi" w:cstheme="majorBidi" w:ascii="Times New Roman" w:hAnsi="Times New Roman"/>
       <w:b/>
       <w:bCs/>
       <w:color w:val="4F81BD" w:themeColor="accent1"/>
-      <w:sz w:val="26"/>
+      <w:sz w:val="24"/>
       <w:szCs w:val="26"/>
     </w:rPr>
   </w:style>
@@ -765,11 +820,12 @@
       <w:contextualSpacing/>
     </w:pPr>
     <w:rPr>
-      <w:rFonts w:asciiTheme="majorHAnsi" w:eastAsiaTheme="majorEastAsia" w:hAnsiTheme="majorHAnsi" w:cstheme="majorBidi"/>
+      <w:rFonts w:asciiTheme="majorHAnsi" w:eastAsiaTheme="majorEastAsia" w:hAnsiTheme="majorHAnsi" w:cstheme="majorBidi" w:ascii="Times New Roman" w:hAnsi="Times New Roman"/>
+      <w:b/>
       <w:color w:val="17365D" w:themeColor="text2" w:themeShade="BF"/>
       <w:spacing w:val="5"/>
       <w:kern w:val="28"/>
-      <w:sz w:val="52"/>
+      <w:sz w:val="30"/>
       <w:szCs w:val="52"/>
     </w:rPr>
   </w:style>

--- a/testakten/rentenrecht-erwerbsminderung-long-covid-pots-koeln/05_arbeitgeber_arbeitsplatzversuch_2026-06-04.docx
+++ b/testakten/rentenrecht-erwerbsminderung-long-covid-pots-koeln/05_arbeitgeber_arbeitsplatzversuch_2026-06-04.docx
@@ -4,56 +4,688 @@
   <w:body>
     <w:p>
       <w:pPr>
-        <w:spacing w:after="120" w:line="259" w:lineRule="auto"/>
-        <w:jc w:val="left"/>
+        <w:spacing w:after="180"/>
       </w:pPr>
       <w:r>
         <w:rPr>
-          <w:rFonts w:ascii="Times New Roman" w:hAnsi="Times New Roman"/>
+          <w:rFonts w:ascii="Arial" w:hAnsi="Arial" w:eastAsia="Arial"/>
+          <w:b/>
+          <w:color w:val="5C6569"/>
+          <w:sz w:val="16"/>
+        </w:rPr>
+        <w:t>ARBEITGEBERBESCHEINIGUNG</w:t>
+      </w:r>
+    </w:p>
+    <w:p>
+      <w:pPr>
+        <w:spacing w:after="100"/>
+      </w:pPr>
+      <w:r>
+        <w:rPr>
+          <w:rFonts w:ascii="Arial" w:hAnsi="Arial" w:eastAsia="Arial"/>
           <w:b w:val="0"/>
-          <w:i w:val="0"/>
-          <w:sz w:val="22"/>
+          <w:color w:val="5C6569"/>
+          <w:sz w:val="14"/>
         </w:rPr>
-        <w:t>Rentenberatung Jessen &amp; Kollegium | Aktenzeichen intern 2026-RNT-3890</w:t>
+        <w:t>Kliniken der Stadt Köln gGmbH · Ostmerheimer Straße 200 · 51109 Köln</w:t>
+      </w:r>
+    </w:p>
+    <w:p>
+      <w:pPr>
+        <w:spacing w:after="0"/>
+      </w:pPr>
+      <w:r>
+        <w:rPr>
+          <w:rFonts w:ascii="Arial" w:hAnsi="Arial" w:eastAsia="Arial"/>
+          <w:b w:val="0"/>
+          <w:sz w:val="18"/>
+        </w:rPr>
+        <w:t>Frau Saskia Renneberg</w:t>
+      </w:r>
+    </w:p>
+    <w:p>
+      <w:pPr>
+        <w:spacing w:after="0"/>
+      </w:pPr>
+      <w:r>
+        <w:rPr>
+          <w:rFonts w:ascii="Arial" w:hAnsi="Arial" w:eastAsia="Arial"/>
+          <w:b w:val="0"/>
+          <w:sz w:val="18"/>
+        </w:rPr>
+        <w:t>zur Vorlage bei der Deutschen Rentenversicherung</w:t>
+      </w:r>
+    </w:p>
+    <w:p/>
+    <w:tbl>
+      <w:tblPr>
+        <w:tblW w:type="auto" w:w="0"/>
+        <w:jc w:val="right"/>
+        <w:tblLayout w:type="fixed"/>
+        <w:tblLook w:firstColumn="1" w:firstRow="1" w:lastColumn="0" w:lastRow="0" w:noHBand="0" w:noVBand="1" w:val="04A0"/>
+      </w:tblPr>
+      <w:tblGrid>
+        <w:gridCol w:w="4720"/>
+        <w:gridCol w:w="4720"/>
+      </w:tblGrid>
+      <w:tr>
+        <w:tc>
+          <w:tcPr>
+            <w:tcW w:type="dxa" w:w="1757"/>
+          </w:tcPr>
+          <w:p>
+            <w:r>
+              <w:rPr>
+                <w:rFonts w:ascii="Arial" w:hAnsi="Arial" w:eastAsia="Arial"/>
+                <w:b/>
+                <w:color w:val="5C6569"/>
+                <w:sz w:val="16"/>
+              </w:rPr>
+              <w:t>Datum</w:t>
+            </w:r>
+          </w:p>
+        </w:tc>
+        <w:tc>
+          <w:tcPr>
+            <w:tcW w:type="dxa" w:w="2948"/>
+          </w:tcPr>
+          <w:p>
+            <w:r>
+              <w:rPr>
+                <w:rFonts w:ascii="Arial" w:hAnsi="Arial" w:eastAsia="Arial"/>
+                <w:b w:val="0"/>
+                <w:sz w:val="16"/>
+              </w:rPr>
+              <w:t>4. Juni 2026</w:t>
+            </w:r>
+          </w:p>
+        </w:tc>
+      </w:tr>
+      <w:tr>
+        <w:tc>
+          <w:tcPr>
+            <w:tcW w:type="dxa" w:w="1757"/>
+          </w:tcPr>
+          <w:p>
+            <w:r>
+              <w:rPr>
+                <w:rFonts w:ascii="Arial" w:hAnsi="Arial" w:eastAsia="Arial"/>
+                <w:b/>
+                <w:color w:val="5C6569"/>
+                <w:sz w:val="16"/>
+              </w:rPr>
+              <w:t>Aktenzeichen</w:t>
+            </w:r>
+          </w:p>
+        </w:tc>
+        <w:tc>
+          <w:tcPr>
+            <w:tcW w:type="dxa" w:w="2948"/>
+          </w:tcPr>
+          <w:p>
+            <w:r>
+              <w:rPr>
+                <w:rFonts w:ascii="Arial" w:hAnsi="Arial" w:eastAsia="Arial"/>
+                <w:b w:val="0"/>
+                <w:sz w:val="16"/>
+              </w:rPr>
+              <w:t>PS-70418 / Mertens</w:t>
+            </w:r>
+          </w:p>
+        </w:tc>
+      </w:tr>
+      <w:tr>
+        <w:tc>
+          <w:tcPr>
+            <w:tcW w:type="dxa" w:w="1757"/>
+          </w:tcPr>
+          <w:p>
+            <w:r>
+              <w:rPr>
+                <w:rFonts w:ascii="Arial" w:hAnsi="Arial" w:eastAsia="Arial"/>
+                <w:b/>
+                <w:color w:val="5C6569"/>
+                <w:sz w:val="16"/>
+              </w:rPr>
+              <w:t>Bearbeitung</w:t>
+            </w:r>
+          </w:p>
+        </w:tc>
+        <w:tc>
+          <w:tcPr>
+            <w:tcW w:type="dxa" w:w="2948"/>
+          </w:tcPr>
+          <w:p>
+            <w:r>
+              <w:rPr>
+                <w:rFonts w:ascii="Arial" w:hAnsi="Arial" w:eastAsia="Arial"/>
+                <w:b w:val="0"/>
+                <w:sz w:val="16"/>
+              </w:rPr>
+              <w:t>Ralf Mertens · Lea Schöning</w:t>
+            </w:r>
+          </w:p>
+        </w:tc>
+      </w:tr>
+    </w:tbl>
+    <w:p/>
+    <w:p>
+      <w:pPr>
+        <w:pStyle w:val="Title"/>
+      </w:pPr>
+      <w:r>
+        <w:rPr>
+          <w:rFonts w:ascii="Arial" w:hAnsi="Arial" w:eastAsia="Arial"/>
+          <w:b/>
+          <w:color w:val="173941"/>
+          <w:sz w:val="34"/>
+        </w:rPr>
+        <w:t>Dokumentation des betrieblichen Arbeitsplatzversuchs</w:t>
+      </w:r>
+    </w:p>
+    <w:p>
+      <w:pPr>
+        <w:jc w:val="both"/>
+      </w:pPr>
+      <w:r>
+        <w:rPr>
+          <w:rFonts w:ascii="Arial" w:hAnsi="Arial" w:eastAsia="Arial"/>
+          <w:b w:val="0"/>
+          <w:sz w:val="21"/>
+        </w:rPr>
+        <w:t>Sehr geehrte Frau Renneberg,</w:t>
       </w:r>
     </w:p>
     <w:p>
       <w:pPr>
         <w:pStyle w:val="Heading1"/>
-        <w:spacing w:before="120" w:after="60" w:line="259" w:lineRule="auto"/>
       </w:pPr>
       <w:r>
-        <w:rPr>
-          <w:rFonts w:ascii="Times New Roman" w:hAnsi="Times New Roman"/>
-          <w:b/>
-          <w:sz w:val="22"/>
-        </w:rPr>
-        <w:t>Arbeitgebervermerk Arbeitsplatzversuch</w:t>
+        <w:t>1. Rahmen</w:t>
       </w:r>
     </w:p>
     <w:p>
       <w:pPr>
-        <w:spacing w:line="259" w:lineRule="auto" w:after="60"/>
         <w:jc w:val="both"/>
       </w:pPr>
       <w:r>
-        <w:t>Der Arbeitsplatzversuch im OP-Büro wurde nach vier Wochen abgebrochen. Frau Renneberg konnte Dokumentation und Materiallisten nur in Blöcken von 30 bis 45 Minuten bearbeiten.</w:t>
+        <w:rPr>
+          <w:rFonts w:ascii="Arial" w:hAnsi="Arial" w:eastAsia="Arial"/>
+          <w:b w:val="0"/>
+          <w:sz w:val="21"/>
+        </w:rPr>
+        <w:t>Vom 4. Mai bis 29. Mai 2026 wurde außerhalb einer förmlichen Wiedereingliederung ein befristeter Arbeitsplatzversuch im Verwaltungsbereich des Zentral-OP durchgeführt. Vorgesehen waren montags, mittwochs und freitags jeweils zwei Stunden zwischen 09:00 Uhr und 12:00 Uhr. Aufgaben waren Materiallisten, Ablage, OP-Dokumentation ohne Patientenkontakt und telefonfreie Datenpflege.</w:t>
       </w:r>
     </w:p>
     <w:p>
       <w:pPr>
-        <w:spacing w:line="259" w:lineRule="auto" w:after="60"/>
+        <w:pStyle w:val="Heading1"/>
+      </w:pPr>
+      <w:r>
+        <w:t>2. Tatsächlicher Verlauf</w:t>
+      </w:r>
+    </w:p>
+    <w:tbl>
+      <w:tblPr>
+        <w:tblStyle w:val="TableGrid"/>
+        <w:tblW w:type="auto" w:w="0"/>
+        <w:jc w:val="center"/>
+        <w:tblLayout w:type="fixed"/>
+        <w:tblLook w:firstColumn="1" w:firstRow="1" w:lastColumn="0" w:lastRow="0" w:noHBand="0" w:noVBand="1" w:val="04A0"/>
+      </w:tblPr>
+      <w:tblGrid>
+        <w:gridCol w:w="3147"/>
+        <w:gridCol w:w="3147"/>
+        <w:gridCol w:w="3147"/>
+      </w:tblGrid>
+      <w:tr>
+        <w:trPr>
+          <w:tblHeader w:val="true"/>
+        </w:trPr>
+        <w:tc>
+          <w:tcPr>
+            <w:tcW w:type="dxa" w:w="1814"/>
+            <w:shd w:fill="E7EFF1"/>
+            <w:vAlign w:val="center"/>
+          </w:tcPr>
+          <w:p>
+            <w:r>
+              <w:rPr>
+                <w:rFonts w:ascii="Arial" w:hAnsi="Arial" w:eastAsia="Arial"/>
+                <w:b/>
+                <w:color w:val="173941"/>
+                <w:sz w:val="17"/>
+              </w:rPr>
+              <w:t>Datum</w:t>
+            </w:r>
+          </w:p>
+        </w:tc>
+        <w:tc>
+          <w:tcPr>
+            <w:tcW w:type="dxa" w:w="2381"/>
+            <w:shd w:fill="E7EFF1"/>
+            <w:vAlign w:val="center"/>
+          </w:tcPr>
+          <w:p>
+            <w:r>
+              <w:rPr>
+                <w:rFonts w:ascii="Arial" w:hAnsi="Arial" w:eastAsia="Arial"/>
+                <w:b/>
+                <w:color w:val="173941"/>
+                <w:sz w:val="17"/>
+              </w:rPr>
+              <w:t>Anwesenheit</w:t>
+            </w:r>
+          </w:p>
+        </w:tc>
+        <w:tc>
+          <w:tcPr>
+            <w:tcW w:type="dxa" w:w="5216"/>
+            <w:shd w:fill="E7EFF1"/>
+            <w:vAlign w:val="center"/>
+          </w:tcPr>
+          <w:p>
+            <w:r>
+              <w:rPr>
+                <w:rFonts w:ascii="Arial" w:hAnsi="Arial" w:eastAsia="Arial"/>
+                <w:b/>
+                <w:color w:val="173941"/>
+                <w:sz w:val="17"/>
+              </w:rPr>
+              <w:t>Beobachtung</w:t>
+            </w:r>
+          </w:p>
+        </w:tc>
+      </w:tr>
+      <w:tr>
+        <w:tc>
+          <w:tcPr>
+            <w:tcW w:type="dxa" w:w="1814"/>
+            <w:vAlign w:val="top"/>
+          </w:tcPr>
+          <w:p>
+            <w:r>
+              <w:rPr>
+                <w:rFonts w:ascii="Arial" w:hAnsi="Arial" w:eastAsia="Arial"/>
+                <w:b w:val="0"/>
+                <w:sz w:val="16"/>
+              </w:rPr>
+              <w:t>04.05.2026</w:t>
+            </w:r>
+          </w:p>
+        </w:tc>
+        <w:tc>
+          <w:tcPr>
+            <w:tcW w:type="dxa" w:w="2381"/>
+            <w:vAlign w:val="top"/>
+          </w:tcPr>
+          <w:p>
+            <w:r>
+              <w:rPr>
+                <w:rFonts w:ascii="Arial" w:hAnsi="Arial" w:eastAsia="Arial"/>
+                <w:b w:val="0"/>
+                <w:sz w:val="16"/>
+              </w:rPr>
+              <w:t>09:05 bis 10:18 Uhr</w:t>
+            </w:r>
+          </w:p>
+        </w:tc>
+        <w:tc>
+          <w:tcPr>
+            <w:tcW w:type="dxa" w:w="5216"/>
+            <w:vAlign w:val="top"/>
+          </w:tcPr>
+          <w:p>
+            <w:r>
+              <w:rPr>
+                <w:rFonts w:ascii="Arial" w:hAnsi="Arial" w:eastAsia="Arial"/>
+                <w:b w:val="0"/>
+                <w:sz w:val="16"/>
+              </w:rPr>
+              <w:t>Abbruch wegen Herzrasen und Schwindel nach Weg vom Parkplatz</w:t>
+            </w:r>
+          </w:p>
+        </w:tc>
+      </w:tr>
+      <w:tr>
+        <w:tc>
+          <w:tcPr>
+            <w:tcW w:type="dxa" w:w="1814"/>
+            <w:vAlign w:val="top"/>
+          </w:tcPr>
+          <w:p>
+            <w:r>
+              <w:rPr>
+                <w:rFonts w:ascii="Arial" w:hAnsi="Arial" w:eastAsia="Arial"/>
+                <w:b w:val="0"/>
+                <w:sz w:val="16"/>
+              </w:rPr>
+              <w:t>06.05.2026</w:t>
+            </w:r>
+          </w:p>
+        </w:tc>
+        <w:tc>
+          <w:tcPr>
+            <w:tcW w:type="dxa" w:w="2381"/>
+            <w:vAlign w:val="top"/>
+          </w:tcPr>
+          <w:p>
+            <w:r>
+              <w:rPr>
+                <w:rFonts w:ascii="Arial" w:hAnsi="Arial" w:eastAsia="Arial"/>
+                <w:b w:val="0"/>
+                <w:sz w:val="16"/>
+              </w:rPr>
+              <w:t>09:02 bis 10:47 Uhr</w:t>
+            </w:r>
+          </w:p>
+        </w:tc>
+        <w:tc>
+          <w:tcPr>
+            <w:tcW w:type="dxa" w:w="5216"/>
+            <w:vAlign w:val="top"/>
+          </w:tcPr>
+          <w:p>
+            <w:r>
+              <w:rPr>
+                <w:rFonts w:ascii="Arial" w:hAnsi="Arial" w:eastAsia="Arial"/>
+                <w:b w:val="0"/>
+                <w:sz w:val="16"/>
+              </w:rPr>
+              <w:t>zwei Arbeitsblöcke zu je 30 Minuten, anschließend Ruheraum</w:t>
+            </w:r>
+          </w:p>
+        </w:tc>
+      </w:tr>
+      <w:tr>
+        <w:tc>
+          <w:tcPr>
+            <w:tcW w:type="dxa" w:w="1814"/>
+            <w:vAlign w:val="top"/>
+          </w:tcPr>
+          <w:p>
+            <w:r>
+              <w:rPr>
+                <w:rFonts w:ascii="Arial" w:hAnsi="Arial" w:eastAsia="Arial"/>
+                <w:b w:val="0"/>
+                <w:sz w:val="16"/>
+              </w:rPr>
+              <w:t>11.05.2026</w:t>
+            </w:r>
+          </w:p>
+        </w:tc>
+        <w:tc>
+          <w:tcPr>
+            <w:tcW w:type="dxa" w:w="2381"/>
+            <w:vAlign w:val="top"/>
+          </w:tcPr>
+          <w:p>
+            <w:r>
+              <w:rPr>
+                <w:rFonts w:ascii="Arial" w:hAnsi="Arial" w:eastAsia="Arial"/>
+                <w:b w:val="0"/>
+                <w:sz w:val="16"/>
+              </w:rPr>
+              <w:t>09:10 bis 10:01 Uhr</w:t>
+            </w:r>
+          </w:p>
+        </w:tc>
+        <w:tc>
+          <w:tcPr>
+            <w:tcW w:type="dxa" w:w="5216"/>
+            <w:vAlign w:val="top"/>
+          </w:tcPr>
+          <w:p>
+            <w:r>
+              <w:rPr>
+                <w:rFonts w:ascii="Arial" w:hAnsi="Arial" w:eastAsia="Arial"/>
+                <w:b w:val="0"/>
+                <w:sz w:val="16"/>
+              </w:rPr>
+              <w:t>Lärm durch Materiallieferung; Heimfahrt durch Ehemann</w:t>
+            </w:r>
+          </w:p>
+        </w:tc>
+      </w:tr>
+      <w:tr>
+        <w:tc>
+          <w:tcPr>
+            <w:tcW w:type="dxa" w:w="1814"/>
+            <w:vAlign w:val="top"/>
+          </w:tcPr>
+          <w:p>
+            <w:r>
+              <w:rPr>
+                <w:rFonts w:ascii="Arial" w:hAnsi="Arial" w:eastAsia="Arial"/>
+                <w:b w:val="0"/>
+                <w:sz w:val="16"/>
+              </w:rPr>
+              <w:t>15.05.2026</w:t>
+            </w:r>
+          </w:p>
+        </w:tc>
+        <w:tc>
+          <w:tcPr>
+            <w:tcW w:type="dxa" w:w="2381"/>
+            <w:vAlign w:val="top"/>
+          </w:tcPr>
+          <w:p>
+            <w:r>
+              <w:rPr>
+                <w:rFonts w:ascii="Arial" w:hAnsi="Arial" w:eastAsia="Arial"/>
+                <w:b w:val="0"/>
+                <w:sz w:val="16"/>
+              </w:rPr>
+              <w:t>nicht erschienen</w:t>
+            </w:r>
+          </w:p>
+        </w:tc>
+        <w:tc>
+          <w:tcPr>
+            <w:tcW w:type="dxa" w:w="5216"/>
+            <w:vAlign w:val="top"/>
+          </w:tcPr>
+          <w:p>
+            <w:r>
+              <w:rPr>
+                <w:rFonts w:ascii="Arial" w:hAnsi="Arial" w:eastAsia="Arial"/>
+                <w:b w:val="0"/>
+                <w:sz w:val="16"/>
+              </w:rPr>
+              <w:t>telefonische Meldung eines Belastungseinbruchs nach Arzttermin</w:t>
+            </w:r>
+          </w:p>
+        </w:tc>
+      </w:tr>
+      <w:tr>
+        <w:tc>
+          <w:tcPr>
+            <w:tcW w:type="dxa" w:w="1814"/>
+            <w:vAlign w:val="top"/>
+          </w:tcPr>
+          <w:p>
+            <w:r>
+              <w:rPr>
+                <w:rFonts w:ascii="Arial" w:hAnsi="Arial" w:eastAsia="Arial"/>
+                <w:b w:val="0"/>
+                <w:sz w:val="16"/>
+              </w:rPr>
+              <w:t>20.05.2026</w:t>
+            </w:r>
+          </w:p>
+        </w:tc>
+        <w:tc>
+          <w:tcPr>
+            <w:tcW w:type="dxa" w:w="2381"/>
+            <w:vAlign w:val="top"/>
+          </w:tcPr>
+          <w:p>
+            <w:r>
+              <w:rPr>
+                <w:rFonts w:ascii="Arial" w:hAnsi="Arial" w:eastAsia="Arial"/>
+                <w:b w:val="0"/>
+                <w:sz w:val="16"/>
+              </w:rPr>
+              <w:t>09:00 bis 11:06 Uhr</w:t>
+            </w:r>
+          </w:p>
+        </w:tc>
+        <w:tc>
+          <w:tcPr>
+            <w:tcW w:type="dxa" w:w="5216"/>
+            <w:vAlign w:val="top"/>
+          </w:tcPr>
+          <w:p>
+            <w:r>
+              <w:rPr>
+                <w:rFonts w:ascii="Arial" w:hAnsi="Arial" w:eastAsia="Arial"/>
+                <w:b w:val="0"/>
+                <w:sz w:val="16"/>
+              </w:rPr>
+              <w:t>längster Versuch, vier Pausen, am Folgetag krankheitsbedingt ausgefallen</w:t>
+            </w:r>
+          </w:p>
+        </w:tc>
+      </w:tr>
+      <w:tr>
+        <w:tc>
+          <w:tcPr>
+            <w:tcW w:type="dxa" w:w="1814"/>
+            <w:vAlign w:val="top"/>
+          </w:tcPr>
+          <w:p>
+            <w:r>
+              <w:rPr>
+                <w:rFonts w:ascii="Arial" w:hAnsi="Arial" w:eastAsia="Arial"/>
+                <w:b w:val="0"/>
+                <w:sz w:val="16"/>
+              </w:rPr>
+              <w:t>27.05.2026</w:t>
+            </w:r>
+          </w:p>
+        </w:tc>
+        <w:tc>
+          <w:tcPr>
+            <w:tcW w:type="dxa" w:w="2381"/>
+            <w:vAlign w:val="top"/>
+          </w:tcPr>
+          <w:p>
+            <w:r>
+              <w:rPr>
+                <w:rFonts w:ascii="Arial" w:hAnsi="Arial" w:eastAsia="Arial"/>
+                <w:b w:val="0"/>
+                <w:sz w:val="16"/>
+              </w:rPr>
+              <w:t>09:04 bis 09:46 Uhr</w:t>
+            </w:r>
+          </w:p>
+        </w:tc>
+        <w:tc>
+          <w:tcPr>
+            <w:tcW w:type="dxa" w:w="5216"/>
+            <w:vAlign w:val="top"/>
+          </w:tcPr>
+          <w:p>
+            <w:r>
+              <w:rPr>
+                <w:rFonts w:ascii="Arial" w:hAnsi="Arial" w:eastAsia="Arial"/>
+                <w:b w:val="0"/>
+                <w:sz w:val="16"/>
+              </w:rPr>
+              <w:t>Abbruch nach ungeplanter Rückfrage und Weg zum Archiv</w:t>
+            </w:r>
+          </w:p>
+        </w:tc>
+      </w:tr>
+    </w:tbl>
+    <w:p/>
+    <w:p>
+      <w:pPr>
+        <w:pStyle w:val="Heading1"/>
+      </w:pPr>
+      <w:r>
+        <w:t>3. Organisatorische Einschätzung</w:t>
+      </w:r>
+    </w:p>
+    <w:p>
+      <w:pPr>
         <w:jc w:val="both"/>
       </w:pPr>
       <w:r>
-        <w:t>Zwei ungeplante Lärmsituationen führten zu Tachykardie und Heimfahrt durch den Ehemann.</w:t>
+        <w:rPr>
+          <w:rFonts w:ascii="Arial" w:hAnsi="Arial" w:eastAsia="Arial"/>
+          <w:b w:val="0"/>
+          <w:sz w:val="21"/>
+        </w:rPr>
+        <w:t>Frau Renneberg war fachlich sicher und arbeitete sorgfältig, wenn sie anwesend war. Die erforderlichen spontanen Pausen und die kurzfristigen Ausfälle lassen sich im OP-Büro dauerhaft nicht verlässlich abdecken. Ein vollständig reizarmes Einzelbüro mit frei wählbaren Arbeitszeiten steht im Betrieb nicht zur Verfügung.</w:t>
+      </w:r>
+    </w:p>
+    <w:p>
+      <w:pPr>
+        <w:pStyle w:val="Heading1"/>
+      </w:pPr>
+      <w:r>
+        <w:t>4. Ende des Versuchs</w:t>
+      </w:r>
+    </w:p>
+    <w:p>
+      <w:pPr>
+        <w:jc w:val="both"/>
+      </w:pPr>
+      <w:r>
+        <w:rPr>
+          <w:rFonts w:ascii="Arial" w:hAnsi="Arial" w:eastAsia="Arial"/>
+          <w:b w:val="0"/>
+          <w:sz w:val="21"/>
+        </w:rPr>
+        <w:t>Der Versuch wurde im Gespräch am 29. Mai 2026 einvernehmlich beendet. Diese Bescheinigung trifft keine medizinische oder rentenrechtliche Bewertung. Sie gibt ausschließlich den beobachteten Verlauf und die betrieblichen Rahmenbedingungen wieder.</w:t>
+      </w:r>
+    </w:p>
+    <w:p>
+      <w:pPr>
+        <w:jc w:val="both"/>
+      </w:pPr>
+      <w:r>
+        <w:rPr>
+          <w:rFonts w:ascii="Arial" w:hAnsi="Arial" w:eastAsia="Arial"/>
+          <w:b w:val="0"/>
+          <w:sz w:val="21"/>
+        </w:rPr>
+        <w:t>Mit freundlichen Grüßen</w:t>
+      </w:r>
+    </w:p>
+    <w:p>
+      <w:pPr>
+        <w:spacing w:before="280"/>
+      </w:pPr>
+      <w:r>
+        <w:rPr>
+          <w:rFonts w:ascii="Arial" w:hAnsi="Arial" w:eastAsia="Arial"/>
+          <w:b/>
+          <w:sz w:val="21"/>
+        </w:rPr>
+        <w:t>Ralf Mertens · Lea Schöning</w:t>
+      </w:r>
+    </w:p>
+    <w:p>
+      <w:pPr>
+        <w:spacing w:after="0"/>
+      </w:pPr>
+      <w:r>
+        <w:rPr>
+          <w:rFonts w:ascii="Arial" w:hAnsi="Arial" w:eastAsia="Arial"/>
+          <w:b w:val="0"/>
+          <w:color w:val="5C6569"/>
+          <w:sz w:val="18"/>
+        </w:rPr>
+        <w:t>Leitung Zentral-OP · Personalreferentin</w:t>
       </w:r>
     </w:p>
     <w:sectPr>
       <w:headerReference w:type="default" r:id="rId9"/>
       <w:footerReference w:type="default" r:id="rId10"/>
-      <w:pgSz w:w="12240" w:h="15840"/>
-      <w:pgMar w:top="1191" w:right="1247" w:bottom="1134" w:left="1361" w:header="720" w:footer="720" w:gutter="0"/>
+      <w:pgSz w:w="11906" w:h="16838"/>
+      <w:pgMar w:top="1247" w:right="1134" w:bottom="1134" w:left="1332" w:header="454" w:footer="454" w:gutter="0"/>
       <w:cols w:space="720"/>
       <w:docGrid w:linePitch="360"/>
     </w:sectPr>
@@ -66,19 +698,68 @@
   <w:p>
     <w:pPr>
       <w:pStyle w:val="Footer"/>
-      <w:jc w:val="left"/>
-    </w:pPr>
-    <w:r/>
-    <w:r>
-      <w:rPr>
-        <w:rFonts w:ascii="Times New Roman" w:hAnsi="Times New Roman"/>
-        <w:b w:val="0"/>
-        <w:color w:val="777777"/>
-        <w:sz w:val="17"/>
-      </w:rPr>
-      <w:t>Vertraulich | Bearbeitungsstand Juli 2026 | nur zur Aktenbearbeitung</w:t>
-    </w:r>
+    </w:pPr>
   </w:p>
+  <w:tbl>
+    <w:tblPr>
+      <w:tblW w:type="auto" w:w="0"/>
+      <w:jc w:val="center"/>
+      <w:tblLayout w:type="fixed"/>
+      <w:tblLook w:firstColumn="1" w:firstRow="1" w:lastColumn="0" w:lastRow="0" w:noHBand="0" w:noVBand="1" w:val="04A0"/>
+    </w:tblPr>
+    <w:tblGrid>
+      <w:gridCol w:w="7257"/>
+      <w:gridCol w:w="2154"/>
+    </w:tblGrid>
+    <w:tr>
+      <w:tc>
+        <w:tcPr>
+          <w:tcW w:type="dxa" w:w="7257"/>
+        </w:tcPr>
+        <w:p>
+          <w:r>
+            <w:rPr>
+              <w:rFonts w:ascii="Arial" w:hAnsi="Arial" w:eastAsia="Arial"/>
+              <w:b w:val="0"/>
+              <w:color w:val="5C6569"/>
+              <w:sz w:val="14"/>
+            </w:rPr>
+            <w:t>Personalnummer 70418 · Arbeitsplatzversuch OP-Büro</w:t>
+          </w:r>
+        </w:p>
+      </w:tc>
+      <w:tc>
+        <w:tcPr>
+          <w:tcW w:type="dxa" w:w="2154"/>
+        </w:tcPr>
+        <w:p>
+          <w:pPr>
+            <w:jc w:val="right"/>
+          </w:pPr>
+          <w:r>
+            <w:rPr>
+              <w:rFonts w:ascii="Arial" w:hAnsi="Arial" w:eastAsia="Arial"/>
+              <w:b w:val="0"/>
+              <w:color w:val="5C6569"/>
+              <w:sz w:val="14"/>
+            </w:rPr>
+            <w:t xml:space="preserve">Seite </w:t>
+          </w:r>
+          <w:r>
+            <w:rPr>
+              <w:rFonts w:ascii="Arial" w:hAnsi="Arial" w:eastAsia="Arial"/>
+              <w:b w:val="0"/>
+              <w:color w:val="5C6569"/>
+              <w:sz w:val="14"/>
+            </w:rPr>
+            <w:fldChar w:fldCharType="begin"/>
+            <w:instrText xml:space="preserve">PAGE</w:instrText>
+            <w:fldChar w:fldCharType="end"/>
+          </w:r>
+        </w:p>
+      </w:tc>
+    </w:tr>
+  </w:tbl>
 </w:ftr>
 </file>
 
@@ -87,18 +768,58 @@
   <w:p>
     <w:pPr>
       <w:pStyle w:val="Header"/>
-      <w:jc w:val="left"/>
-    </w:pPr>
-    <w:r/>
+      <w:spacing w:after="20"/>
+    </w:pPr>
     <w:r>
       <w:rPr>
-        <w:rFonts w:ascii="Times New Roman" w:hAnsi="Times New Roman"/>
+        <w:rFonts w:ascii="Arial" w:hAnsi="Arial" w:eastAsia="Arial"/>
+        <w:b/>
+        <w:color w:val="173941"/>
+        <w:sz w:val="19"/>
+      </w:rPr>
+      <w:t>Kliniken der Stadt Köln gGmbH</w:t>
+    </w:r>
+  </w:p>
+  <w:p>
+    <w:pPr>
+      <w:spacing w:after="0"/>
+    </w:pPr>
+    <w:r>
+      <w:rPr>
+        <w:rFonts w:ascii="Arial" w:hAnsi="Arial" w:eastAsia="Arial"/>
         <w:b w:val="0"/>
-        <w:i w:val="0"/>
-        <w:color w:val="666666"/>
-        <w:sz w:val="17"/>
-      </w:rPr>
-      <w:t>Rentenberatung Jessen &amp; Kollegium | Renten- und Versorgungsakte | Bearbeitungsstand Juli 2026</w:t>
+        <w:color w:val="5C6569"/>
+        <w:sz w:val="14"/>
+      </w:rPr>
+      <w:t>Ostmerheimer Straße 200 · 51109 Köln</w:t>
+    </w:r>
+  </w:p>
+  <w:p>
+    <w:pPr>
+      <w:spacing w:after="0"/>
+    </w:pPr>
+    <w:r>
+      <w:rPr>
+        <w:rFonts w:ascii="Arial" w:hAnsi="Arial" w:eastAsia="Arial"/>
+        <w:b w:val="0"/>
+        <w:color w:val="5C6569"/>
+        <w:sz w:val="14"/>
+      </w:rPr>
+      <w:t>Personalservice · Telefon 0221 8907-0 · personal@kliniken-koeln.example</w:t>
+    </w:r>
+  </w:p>
+  <w:p>
+    <w:pPr>
+      <w:spacing w:after="0"/>
+    </w:pPr>
+    <w:r>
+      <w:rPr>
+        <w:rFonts w:ascii="Arial" w:hAnsi="Arial" w:eastAsia="Arial"/>
+        <w:b w:val="0"/>
+        <w:color w:val="5C6569"/>
+        <w:sz w:val="14"/>
+      </w:rPr>
+      <w:t>Geschäftsführung: Petra Hagedorn · Amtsgericht Köln HRB 29233</w:t>
     </w:r>
   </w:p>
 </w:hdr>
@@ -467,9 +1188,13 @@
     <w:name w:val="Normal"/>
     <w:qFormat/>
     <w:rsid w:val="00FC693F"/>
+    <w:pPr>
+      <w:spacing w:after="120" w:line="259" w:lineRule="auto"/>
+      <w:widowControl/>
+    </w:pPr>
     <w:rPr>
-      <w:rFonts w:ascii="Times New Roman" w:hAnsi="Times New Roman"/>
-      <w:sz w:val="22"/>
+      <w:rFonts w:ascii="Arial" w:hAnsi="Arial"/>
+      <w:sz w:val="21"/>
     </w:rPr>
   </w:style>
   <w:style w:type="paragraph" w:styleId="Header">
@@ -527,15 +1252,15 @@
     <w:pPr>
       <w:keepNext/>
       <w:keepLines/>
-      <w:spacing w:before="480" w:after="0"/>
+      <w:spacing w:before="200" w:after="120"/>
       <w:outlineLvl w:val="0"/>
     </w:pPr>
     <w:rPr>
-      <w:rFonts w:asciiTheme="majorHAnsi" w:eastAsiaTheme="majorEastAsia" w:hAnsiTheme="majorHAnsi" w:cstheme="majorBidi" w:ascii="Times New Roman" w:hAnsi="Times New Roman"/>
+      <w:rFonts w:asciiTheme="majorHAnsi" w:eastAsiaTheme="majorEastAsia" w:hAnsiTheme="majorHAnsi" w:cstheme="majorBidi" w:ascii="Arial" w:hAnsi="Arial"/>
       <w:b/>
       <w:bCs/>
-      <w:color w:val="365F91" w:themeColor="accent1" w:themeShade="BF"/>
-      <w:sz w:val="28"/>
+      <w:color w:val="173941"/>
+      <w:sz w:val="26"/>
       <w:szCs w:val="28"/>
     </w:rPr>
   </w:style>
@@ -551,15 +1276,15 @@
     <w:pPr>
       <w:keepNext/>
       <w:keepLines/>
-      <w:spacing w:before="200" w:after="0"/>
+      <w:spacing w:before="200" w:after="120"/>
       <w:outlineLvl w:val="1"/>
     </w:pPr>
     <w:rPr>
-      <w:rFonts w:asciiTheme="majorHAnsi" w:eastAsiaTheme="majorEastAsia" w:hAnsiTheme="majorHAnsi" w:cstheme="majorBidi" w:ascii="Times New Roman" w:hAnsi="Times New Roman"/>
+      <w:rFonts w:asciiTheme="majorHAnsi" w:eastAsiaTheme="majorEastAsia" w:hAnsiTheme="majorHAnsi" w:cstheme="majorBidi" w:ascii="Arial" w:hAnsi="Arial"/>
       <w:b/>
       <w:bCs/>
-      <w:color w:val="4F81BD" w:themeColor="accent1"/>
-      <w:sz w:val="24"/>
+      <w:color w:val="173941"/>
+      <w:sz w:val="22"/>
       <w:szCs w:val="26"/>
     </w:rPr>
   </w:style>
@@ -813,19 +1538,20 @@
     <w:qFormat/>
     <w:rsid w:val="00FC693F"/>
     <w:pPr>
+      <w:keepNext/>
       <w:pBdr>
         <w:bottom w:val="single" w:sz="8" w:space="4" w:color="4F81BD" w:themeColor="accent1"/>
       </w:pBdr>
-      <w:spacing w:after="300" w:line="240" w:lineRule="auto"/>
+      <w:spacing w:after="120" w:line="240" w:lineRule="auto" w:before="0"/>
       <w:contextualSpacing/>
     </w:pPr>
     <w:rPr>
-      <w:rFonts w:asciiTheme="majorHAnsi" w:eastAsiaTheme="majorEastAsia" w:hAnsiTheme="majorHAnsi" w:cstheme="majorBidi" w:ascii="Times New Roman" w:hAnsi="Times New Roman"/>
+      <w:rFonts w:asciiTheme="majorHAnsi" w:eastAsiaTheme="majorEastAsia" w:hAnsiTheme="majorHAnsi" w:cstheme="majorBidi" w:ascii="Arial" w:hAnsi="Arial"/>
       <w:b/>
-      <w:color w:val="17365D" w:themeColor="text2" w:themeShade="BF"/>
+      <w:color w:val="173941"/>
       <w:spacing w:val="5"/>
       <w:kern w:val="28"/>
-      <w:sz w:val="30"/>
+      <w:sz w:val="36"/>
       <w:szCs w:val="52"/>
     </w:rPr>
   </w:style>
